--- a/public/word-template/berkas_perkara_tahap_II.docx
+++ b/public/word-template/berkas_perkara_tahap_II.docx
@@ -73,7 +73,7 @@
                       <w:lang w:val="en-US"/>
                     </w:rPr>
                     <w:drawing>
-                      <wp:inline distT="0" distB="0" distL="0" distR="0" wp14:anchorId="1D461AF8" wp14:editId="2EDDB045">
+                      <wp:inline distT="0" distB="0" distL="0" distR="0" wp14:anchorId="1D461AF8" wp14:editId="5358D0EF">
                         <wp:extent cx="738127" cy="690404"/>
                         <wp:effectExtent l="0" t="0" r="5080" b="0"/>
                         <wp:docPr id="6" name="Picture 6"/>
@@ -1996,7 +1996,25 @@
                 <w:sz w:val="24"/>
                 <w:szCs w:val="24"/>
               </w:rPr>
-              <w:t xml:space="preserve"> ${suspectsCount} (${suspectsCountText}) orang tersangka seperti tersebut dalam daftar tersangka pada </w:t>
+              <w:t xml:space="preserve"> ${suspectsCount} (${suspectsCountText}) orang tersangka seperti tersebut dalam daftar </w:t>
+            </w:r>
+            <w:proofErr w:type="spellStart"/>
+            <w:r>
+              <w:rPr>
+                <w:rFonts w:ascii="Arial Narrow" w:hAnsi="Arial Narrow" w:cs="Arial"/>
+                <w:sz w:val="24"/>
+                <w:szCs w:val="24"/>
+              </w:rPr>
+              <w:t>tersangka</w:t>
+            </w:r>
+            <w:proofErr w:type="spellEnd"/>
+            <w:r>
+              <w:rPr>
+                <w:rFonts w:ascii="Arial Narrow" w:hAnsi="Arial Narrow" w:cs="Arial"/>
+                <w:sz w:val="24"/>
+                <w:szCs w:val="24"/>
+              </w:rPr>
+              <w:t xml:space="preserve"> pada </w:t>
             </w:r>
             <w:proofErr w:type="spellStart"/>
             <w:r>
@@ -3891,7 +3909,7 @@
               <w:tblLook w:val="04A0" w:firstRow="1" w:lastRow="0" w:firstColumn="1" w:lastColumn="0" w:noHBand="0" w:noVBand="1"/>
             </w:tblPr>
             <w:tblGrid>
-              <w:gridCol w:w="4763"/>
+              <w:gridCol w:w="5330"/>
             </w:tblGrid>
             <w:tr>
               <w:trPr>
@@ -3899,7 +3917,7 @@
               </w:trPr>
               <w:tc>
                 <w:tcPr>
-                  <w:tcW w:w="4763" w:type="dxa"/>
+                  <w:tcW w:w="5330" w:type="dxa"/>
                 </w:tcPr>
                 <w:p>
                   <w:pPr>
@@ -3954,7 +3972,7 @@
               </w:trPr>
               <w:tc>
                 <w:tcPr>
-                  <w:tcW w:w="4763" w:type="dxa"/>
+                  <w:tcW w:w="5330" w:type="dxa"/>
                 </w:tcPr>
                 <w:p>
                   <w:pPr>
@@ -4018,7 +4036,7 @@
               </w:trPr>
               <w:tc>
                 <w:tcPr>
-                  <w:tcW w:w="4763" w:type="dxa"/>
+                  <w:tcW w:w="5330" w:type="dxa"/>
                 </w:tcPr>
                 <w:p>
                   <w:pPr>
@@ -4040,7 +4058,7 @@
               </w:trPr>
               <w:tc>
                 <w:tcPr>
-                  <w:tcW w:w="4763" w:type="dxa"/>
+                  <w:tcW w:w="5330" w:type="dxa"/>
                 </w:tcPr>
                 <w:p>
                   <w:pPr>
@@ -4062,7 +4080,7 @@
               </w:trPr>
               <w:tc>
                 <w:tcPr>
-                  <w:tcW w:w="4763" w:type="dxa"/>
+                  <w:tcW w:w="5330" w:type="dxa"/>
                 </w:tcPr>
                 <w:p>
                   <w:pPr>
@@ -4084,7 +4102,7 @@
               </w:trPr>
               <w:tc>
                 <w:tcPr>
-                  <w:tcW w:w="4763" w:type="dxa"/>
+                  <w:tcW w:w="5330" w:type="dxa"/>
                 </w:tcPr>
                 <w:p>
                   <w:pPr>
@@ -4106,7 +4124,7 @@
               </w:trPr>
               <w:tc>
                 <w:tcPr>
-                  <w:tcW w:w="4763" w:type="dxa"/>
+                  <w:tcW w:w="5330" w:type="dxa"/>
                 </w:tcPr>
                 <w:p>
                   <w:pPr>
@@ -4128,7 +4146,7 @@
               </w:trPr>
               <w:tc>
                 <w:tcPr>
-                  <w:tcW w:w="4763" w:type="dxa"/>
+                  <w:tcW w:w="5330" w:type="dxa"/>
                 </w:tcPr>
                 <w:p>
                   <w:pPr>
@@ -4150,7 +4168,7 @@
               </w:trPr>
               <w:tc>
                 <w:tcPr>
-                  <w:tcW w:w="4763" w:type="dxa"/>
+                  <w:tcW w:w="5330" w:type="dxa"/>
                 </w:tcPr>
                 <w:tbl>
                   <w:tblPr>
@@ -4174,7 +4192,7 @@
                     <w:tblLook w:val="04A0" w:firstRow="1" w:lastRow="0" w:firstColumn="1" w:lastColumn="0" w:noHBand="0" w:noVBand="1"/>
                   </w:tblPr>
                   <w:tblGrid>
-                    <w:gridCol w:w="4536"/>
+                    <w:gridCol w:w="5103"/>
                   </w:tblGrid>
                   <w:tr>
                     <w:trPr>
@@ -4182,7 +4200,7 @@
                     </w:trPr>
                     <w:tc>
                       <w:tcPr>
-                        <w:tcW w:w="4536" w:type="dxa"/>
+                        <w:tcW w:w="5103" w:type="dxa"/>
                         <w:tcBorders>
                           <w:bottom w:val="single" w:sz="4" w:space="0" w:color="auto"/>
                         </w:tcBorders>
@@ -4240,7 +4258,7 @@
                     </w:trPr>
                     <w:tc>
                       <w:tcPr>
-                        <w:tcW w:w="4536" w:type="dxa"/>
+                        <w:tcW w:w="5103" w:type="dxa"/>
                         <w:tcBorders>
                           <w:top w:val="single" w:sz="4" w:space="0" w:color="auto"/>
                         </w:tcBorders>
